--- a/Обращения/Указ № 81 — жалоба в Верховный суд/01. Жалоба на неконституционность Указа № 81 (Marcus Nomad).docx
+++ b/Обращения/Указ № 81 — жалоба в Верховный суд/01. Жалоба на неконституционность Указа № 81 (Marcus Nomad).docx
@@ -223,7 +223,7 @@
           <w:i w:val="0"/>
           <w:sz w:val="24"/>
         </w:rPr>
-        <w:t>ЖАЛОБА НА НЕКОНСТИТУЦИОННОСТЬ № ___</w:t>
+        <w:t>ЖАЛОБА НА НЕКОНСТИТУЦИОННОСТЬ № 91</w:t>
       </w:r>
     </w:p>
     <w:p>

--- a/Обращения/Указ № 81 — жалоба в Верховный суд/01. Жалоба на неконституционность Указа № 81 (Marcus Nomad).docx
+++ b/Обращения/Указ № 81 — жалоба в Верховный суд/01. Жалоба на неконституционность Указа № 81 (Marcus Nomad).docx
@@ -1073,7 +1073,7 @@
           <w:i w:val="0"/>
           <w:sz w:val="24"/>
         </w:rPr>
-        <w:t>3. Документ об уплате государственной пошлины: [гиперссылка]</w:t>
+        <w:t>3. Документ об уплате государственной пошлины: https://skr.sh/seF4JJdQ4f1</w:t>
       </w:r>
     </w:p>
     <w:p>
